--- a/docs/print/2026-10-28-task.docx
+++ b/docs/print/2026-10-28-task.docx
@@ -2049,7 +2049,7 @@
           <w:b w:val="0"/>
           <w:sz w:val="18"/>
         </w:rPr>
-        <w:t>2. 3 个标题：按上表，实／虚／稳各写一个（主题＝执法与治理）。</w:t>
+        <w:t>2. 3 个标题：按上表，实／虚／稳各写一个（主题＝执法与治理）。实＝"把/让＋对象＋动词＋结果"（≤14 字）；虚＝借一个意象（肌理／活水／钥匙）；稳＝"既要A，也要B"。</w:t>
       </w:r>
     </w:p>
     <w:p>

--- a/docs/print/2026-10-28-task.docx
+++ b/docs/print/2026-10-28-task.docx
@@ -595,7 +595,7 @@
           <w:b w:val="0"/>
           <w:sz w:val="18"/>
         </w:rPr>
-        <w:t>2. 每句后面标一个类，只许用这六个字：背（背景/现状）意（意义）问（问题/危害）做（做法）观（观点）结（结论）。</w:t>
+        <w:t>2. 每句后面标一个类，只许用这六个字：背（背景/现状）意（意义）问（问题/危害）做（做法）观（观点）结（结论）。昨天你写了"情况""总结"——这两个不是类标。判断口诀：能加"某人认为"的是观点，加不上的是事实。</w:t>
       </w:r>
     </w:p>
     <w:p>
@@ -608,7 +608,7 @@
           <w:b w:val="0"/>
           <w:sz w:val="18"/>
         </w:rPr>
-        <w:t>3. 昨天你写了"情况""总结"——这两个不是类标。判断口诀：能加"某人认为"的是观点，加不上的是事实。</w:t>
+        <w:t>3. 每段都藏着"后半截"：材料三的后半截是"也有做得细的"（做法）；材料四整段是困难（也是问题）；材料六的后半截是市里的打算（做法＋结论）。</w:t>
       </w:r>
     </w:p>
     <w:p>
@@ -621,7 +621,7 @@
           <w:b w:val="0"/>
           <w:sz w:val="18"/>
         </w:rPr>
-        <w:t>4. 每段都藏着"后半截"：材料三的后半截是"也有做得细的"（做法）；材料四整段是困难（也是问题）；材料六的后半截是市里的打算（做法＋结论）。</w:t>
+        <w:t>4. 全材料至少勾到 14 句。</w:t>
       </w:r>
     </w:p>
     <w:tbl>

--- a/docs/print/2026-10-28-task.docx
+++ b/docs/print/2026-10-28-task.docx
@@ -108,58 +108,6 @@
           <w:sz w:val="18"/>
         </w:rPr>
         <w:t>23:10–23:25　缓冲 ＋ 打卡　15 min　（一行打卡 ＋ 同步）</w:t>
-      </w:r>
-    </w:p>
-    <w:p>
-      <w:pPr>
-        <w:spacing w:before="0" w:after="30" w:line="276" w:lineRule="auto"/>
-      </w:pPr>
-      <w:r>
-        <w:rPr>
-          <w:rFonts w:ascii="宋体" w:hAnsi="宋体" w:eastAsia="宋体"/>
-          <w:b w:val="0"/>
-          <w:sz w:val="18"/>
-        </w:rPr>
-        <w:t>类型　公式　例子（主题：城市更新）</w:t>
-      </w:r>
-    </w:p>
-    <w:p>
-      <w:pPr>
-        <w:spacing w:before="0" w:after="30" w:line="276" w:lineRule="auto"/>
-      </w:pPr>
-      <w:r>
-        <w:rPr>
-          <w:rFonts w:ascii="宋体" w:hAnsi="宋体" w:eastAsia="宋体"/>
-          <w:b w:val="0"/>
-          <w:sz w:val="18"/>
-        </w:rPr>
-        <w:t>实　直陈主张，"把/让 + 对象 + 动词 + 结果"　把旧改办到居民心坎上</w:t>
-      </w:r>
-    </w:p>
-    <w:p>
-      <w:pPr>
-        <w:spacing w:before="0" w:after="30" w:line="276" w:lineRule="auto"/>
-      </w:pPr>
-      <w:r>
-        <w:rPr>
-          <w:rFonts w:ascii="宋体" w:hAnsi="宋体" w:eastAsia="宋体"/>
-          <w:b w:val="0"/>
-          <w:sz w:val="18"/>
-        </w:rPr>
-        <w:t>虚　借一个意象（肌理、活水、毛细血管、钥匙）　让老城区长出新肌理</w:t>
-      </w:r>
-    </w:p>
-    <w:p>
-      <w:pPr>
-        <w:spacing w:before="0" w:after="30" w:line="276" w:lineRule="auto"/>
-      </w:pPr>
-      <w:r>
-        <w:rPr>
-          <w:rFonts w:ascii="宋体" w:hAnsi="宋体" w:eastAsia="宋体"/>
-          <w:b w:val="0"/>
-          <w:sz w:val="18"/>
-        </w:rPr>
-        <w:t>稳　对仗两句，"既要A，也要B"／"不只有A，还要有B"　既要留住烟火气，也要改出新面貌</w:t>
       </w:r>
     </w:p>
     <w:p>
